--- a/01_LEZIONE_1/SOLUZIONI/L1_SOLUZIONI_DOCENTE.docx
+++ b/01_LEZIONE_1/SOLUZIONI/L1_SOLUZIONI_DOCENTE.docx
@@ -1292,6 +1292,118 @@
         <w:t>Palestra delle scorciatoie – chiave</w:t>
       </w:r>
     </w:p>
+    <w:p>
+      <w:r>
+        <w:rPr/>
+        <w:t xml:space="preserve">Lo studente incolla un codice come: </w:t>
+      </w:r>
+      <w:r>
+        <w:rPr>
+          <w:i/>
+        </w:rPr>
+        <w:t>O23-SCO | Mario Rossi | SFIDE 6/6 · STELLE 18/18 | TROVA 3 · SPOSTA 3 · COPIA 3 · ANNULLA 3 · CONTA 3 · SALVA 3 | suggerimenti 0 | TASTI F12 X4 C1 V5 Z1 A1 S3 Canc4 | MOUSE menu 0 trascina 0 | FILE listino_sistemato_rossi.txt | #…</w:t>
+      </w:r>
+      <w:r>
+        <w:rPr/>
+        <w:t>. Si verifica in scorciatoie_officina23.html › ★ Riepilogo › Area docente (è un deterrente, non una protezione assoluta: l'area è visibile anche agli studenti).</w:t>
+      </w:r>
+    </w:p>
+    <w:p>
+      <w:pPr>
+        <w:pStyle w:val="ListBullet"/>
+        <w:spacing w:after="60"/>
+      </w:pPr>
+      <w:r>
+        <w:rPr/>
+        <w:t xml:space="preserve">Per ogni sfida lo strumento controlla il </w:t>
+      </w:r>
+      <w:r>
+        <w:rPr>
+          <w:b/>
+        </w:rPr>
+        <w:t>risultato</w:t>
+      </w:r>
+      <w:r>
+        <w:rPr/>
+        <w:t xml:space="preserve"> sul listino e registra la </w:t>
+      </w:r>
+      <w:r>
+        <w:rPr>
+          <w:b/>
+        </w:rPr>
+        <w:t>tecnica</w:t>
+      </w:r>
+      <w:r>
+        <w:rPr/>
+        <w:t>: 3 stelle con la scorciatoia, 2 con il suggerimento, 1 con il mouse (menu del tasto destro, menu File o Modifica, trascinamento) o se le righe sono state riscritte invece che tagliate e incollate.</w:t>
+      </w:r>
+    </w:p>
+    <w:p>
+      <w:pPr>
+        <w:pStyle w:val="ListBullet"/>
+        <w:spacing w:after="60"/>
+      </w:pPr>
+      <w:r>
+        <w:rPr>
+          <w:b/>
+        </w:rPr>
+        <w:t>TASTI</w:t>
+      </w:r>
+      <w:r>
+        <w:rPr/>
+        <w:t xml:space="preserve"> conta le scorciatoie premute nel Blocco note simulato (F = Ctrl+F; X, C, V, Z, A; S = Ctrl+S e Ctrl+Shift+S; Canc); </w:t>
+      </w:r>
+      <w:r>
+        <w:rPr>
+          <w:b/>
+        </w:rPr>
+        <w:t>MOUSE</w:t>
+      </w:r>
+      <w:r>
+        <w:rPr/>
+        <w:t xml:space="preserve"> conta le azioni fatte con i menu e i trascinamenti.</w:t>
+      </w:r>
+    </w:p>
+    <w:p>
+      <w:pPr>
+        <w:pStyle w:val="ListBullet"/>
+        <w:spacing w:after="60"/>
+      </w:pPr>
+      <w:r>
+        <w:rPr/>
+        <w:t xml:space="preserve">Il salvataggio è </w:t>
+      </w:r>
+      <w:r>
+        <w:rPr>
+          <w:b/>
+        </w:rPr>
+        <w:t>simulato</w:t>
+      </w:r>
+      <w:r>
+        <w:rPr/>
+        <w:t xml:space="preserve">: sul PC non viene creato nessun file. </w:t>
+      </w:r>
+      <w:r>
+        <w:rPr>
+          <w:b/>
+        </w:rPr>
+        <w:t>FILE</w:t>
+      </w:r>
+      <w:r>
+        <w:rPr/>
+        <w:t xml:space="preserve"> riporta il nome usato in Salva con nome, se rispetta la regola dei nomi.</w:t>
+      </w:r>
+    </w:p>
+    <w:p>
+      <w:pPr>
+        <w:pStyle w:val="ListBullet"/>
+        <w:spacing w:after="60"/>
+      </w:pPr>
+      <w:r>
+        <w:rPr/>
+        <w:t>Se sullo stesso PC il nome cambia senza «Nuovo studente», lo strumento chiede se è un altro studente; se è lo stesso, il codice riporta «nome iniziale: …».</w:t>
+      </w:r>
+    </w:p>
     <w:tbl>
       <w:tblPr>
         <w:tblW w:w="9865" w:type="dxa"/>
@@ -1314,8 +1426,9 @@
         <w:tblLook w:firstColumn="1" w:firstRow="1" w:lastColumn="0" w:lastRow="0" w:noHBand="0" w:noVBand="1" w:val="04A0"/>
       </w:tblPr>
       <w:tblGrid>
-        <w:gridCol w:w="3402"/>
-        <w:gridCol w:w="6463"/>
+        <w:gridCol w:w="1474"/>
+        <w:gridCol w:w="5216"/>
+        <w:gridCol w:w="3175"/>
       </w:tblGrid>
       <w:tr>
         <w:trPr>
@@ -1323,7 +1436,7 @@
         </w:trPr>
         <w:tc>
           <w:tcPr>
-            <w:tcW w:w="3402" w:type="dxa"/>
+            <w:tcW w:w="1474" w:type="dxa"/>
             <w:shd w:val="clear" w:color="auto" w:fill="0B6E75"/>
           </w:tcPr>
           <w:p>
@@ -1335,15 +1448,15 @@
               <w:rPr>
                 <w:b/>
                 <w:color w:val="FFFFFF"/>
-                <w:sz w:val="20"/>
+                <w:sz w:val="19"/>
               </w:rPr>
-              <w:t>Domanda</w:t>
+              <w:t>Sfida</w:t>
             </w:r>
           </w:p>
         </w:tc>
         <w:tc>
           <w:tcPr>
-            <w:tcW w:w="6463" w:type="dxa"/>
+            <w:tcW w:w="5216" w:type="dxa"/>
             <w:shd w:val="clear" w:color="auto" w:fill="0B6E75"/>
           </w:tcPr>
           <w:p>
@@ -1355,17 +1468,16 @@
               <w:rPr>
                 <w:b/>
                 <w:color w:val="FFFFFF"/>
-                <w:sz w:val="20"/>
+                <w:sz w:val="19"/>
               </w:rPr>
-              <w:t>Risposta corretta</w:t>
+              <w:t>Risultato atteso</w:t>
             </w:r>
           </w:p>
         </w:tc>
-      </w:tr>
-      <w:tr>
         <w:tc>
           <w:tcPr>
-            <w:tcW w:w="3402" w:type="dxa"/>
+            <w:tcW w:w="3175" w:type="dxa"/>
+            <w:shd w:val="clear" w:color="auto" w:fill="0B6E75"/>
           </w:tcPr>
           <w:p>
             <w:pPr>
@@ -1374,15 +1486,19 @@
             <w:r/>
             <w:r>
               <w:rPr>
-                <w:sz w:val="20"/>
+                <w:b/>
+                <w:color w:val="FFFFFF"/>
+                <w:sz w:val="19"/>
               </w:rPr>
-              <w:t>Codice EB-07</w:t>
+              <w:t>Tecnica per 3 stelle</w:t>
             </w:r>
           </w:p>
         </w:tc>
+      </w:tr>
+      <w:tr>
         <w:tc>
           <w:tcPr>
-            <w:tcW w:w="6463" w:type="dxa"/>
+            <w:tcW w:w="1474" w:type="dxa"/>
           </w:tcPr>
           <w:p>
             <w:pPr>
@@ -1391,17 +1507,15 @@
             <w:r/>
             <w:r>
               <w:rPr>
-                <w:sz w:val="20"/>
+                <w:sz w:val="19"/>
               </w:rPr>
-              <w:t>Caricabatterie e-bike 36V</w:t>
+              <w:t>1 · TROVA</w:t>
             </w:r>
           </w:p>
         </w:tc>
-      </w:tr>
-      <w:tr>
         <w:tc>
           <w:tcPr>
-            <w:tcW w:w="3402" w:type="dxa"/>
+            <w:tcW w:w="5216" w:type="dxa"/>
           </w:tcPr>
           <w:p>
             <w:pPr>
@@ -1410,15 +1524,15 @@
             <w:r/>
             <w:r>
               <w:rPr>
-                <w:sz w:val="20"/>
+                <w:sz w:val="19"/>
               </w:rPr>
-              <w:t>Dopo Ctrl + A e il tasto x</w:t>
+              <w:t>Prodotto del codice EB-07: Caricabatterie e-bike 36V</w:t>
             </w:r>
           </w:p>
         </w:tc>
         <w:tc>
           <w:tcPr>
-            <w:tcW w:w="6463" w:type="dxa"/>
+            <w:tcW w:w="3175" w:type="dxa"/>
           </w:tcPr>
           <w:p>
             <w:pPr>
@@ -1427,9 +1541,9 @@
             <w:r/>
             <w:r>
               <w:rPr>
-                <w:sz w:val="20"/>
+                <w:sz w:val="19"/>
               </w:rPr>
-              <w:t>Tutto il testo viene sostituito dalla sola lettera x</w:t>
+              <w:t>Ctrl+F</w:t>
             </w:r>
           </w:p>
         </w:tc>
@@ -1437,7 +1551,7 @@
       <w:tr>
         <w:tc>
           <w:tcPr>
-            <w:tcW w:w="3402" w:type="dxa"/>
+            <w:tcW w:w="1474" w:type="dxa"/>
           </w:tcPr>
           <w:p>
             <w:pPr>
@@ -1446,15 +1560,15 @@
             <w:r/>
             <w:r>
               <w:rPr>
-                <w:sz w:val="20"/>
+                <w:sz w:val="19"/>
               </w:rPr>
-              <w:t>Quante volte Ctrl + Z</w:t>
+              <w:t>2 · SPOSTA</w:t>
             </w:r>
           </w:p>
         </w:tc>
         <w:tc>
           <w:tcPr>
-            <w:tcW w:w="6463" w:type="dxa"/>
+            <w:tcW w:w="5216" w:type="dxa"/>
           </w:tcPr>
           <w:p>
             <w:pPr>
@@ -1463,17 +1577,15 @@
             <w:r/>
             <w:r>
               <w:rPr>
-                <w:sz w:val="20"/>
+                <w:sz w:val="19"/>
               </w:rPr>
-              <w:t>Di solito 1 (su Windows 10 il Blocco note ha un solo livello di annullamento; accettare qualunque numero se il file consegnato è integro)</w:t>
+              <w:t>Le 4 righe [SPOSTA IN NOLEGGIO] nella sezione NOLEGGIO, senza la scritta; nessuna riga persa o doppia</w:t>
             </w:r>
           </w:p>
         </w:tc>
-      </w:tr>
-      <w:tr>
         <w:tc>
           <w:tcPr>
-            <w:tcW w:w="3402" w:type="dxa"/>
+            <w:tcW w:w="3175" w:type="dxa"/>
           </w:tcPr>
           <w:p>
             <w:pPr>
@@ -1482,15 +1594,17 @@
             <w:r/>
             <w:r>
               <w:rPr>
-                <w:sz w:val="20"/>
+                <w:sz w:val="19"/>
               </w:rPr>
-              <w:t>Quante volte compare ESAURITO</w:t>
+              <w:t>Ctrl+X e Ctrl+V (ogni riga tagliata e incollata)</w:t>
             </w:r>
           </w:p>
         </w:tc>
+      </w:tr>
+      <w:tr>
         <w:tc>
           <w:tcPr>
-            <w:tcW w:w="6463" w:type="dxa"/>
+            <w:tcW w:w="1474" w:type="dxa"/>
           </w:tcPr>
           <w:p>
             <w:pPr>
@@ -1499,9 +1613,202 @@
             <w:r/>
             <w:r>
               <w:rPr>
-                <w:sz w:val="20"/>
+                <w:sz w:val="19"/>
               </w:rPr>
-              <w:t>7</w:t>
+              <w:t>3 · COPIA</w:t>
+            </w:r>
+          </w:p>
+        </w:tc>
+        <w:tc>
+          <w:tcPr>
+            <w:tcW w:w="5216" w:type="dxa"/>
+          </w:tcPr>
+          <w:p>
+            <w:pPr>
+              <w:spacing w:after="40" w:line="264" w:lineRule="auto"/>
+            </w:pPr>
+            <w:r/>
+            <w:r>
+              <w:rPr>
+                <w:sz w:val="19"/>
+              </w:rPr>
+              <w:t>La riga AC-17 | Casco bimbo taglia S | 25,00 € sia negli ACCESSORI sia sotto OFFERTE OPEN DAY</w:t>
+            </w:r>
+          </w:p>
+        </w:tc>
+        <w:tc>
+          <w:tcPr>
+            <w:tcW w:w="3175" w:type="dxa"/>
+          </w:tcPr>
+          <w:p>
+            <w:pPr>
+              <w:spacing w:after="40" w:line="264" w:lineRule="auto"/>
+            </w:pPr>
+            <w:r/>
+            <w:r>
+              <w:rPr>
+                <w:sz w:val="19"/>
+              </w:rPr>
+              <w:t>Ctrl+C e Ctrl+V</w:t>
+            </w:r>
+          </w:p>
+        </w:tc>
+      </w:tr>
+      <w:tr>
+        <w:tc>
+          <w:tcPr>
+            <w:tcW w:w="1474" w:type="dxa"/>
+          </w:tcPr>
+          <w:p>
+            <w:pPr>
+              <w:spacing w:after="40" w:line="264" w:lineRule="auto"/>
+            </w:pPr>
+            <w:r/>
+            <w:r>
+              <w:rPr>
+                <w:sz w:val="19"/>
+              </w:rPr>
+              <w:t>4 · ANNULLA</w:t>
+            </w:r>
+          </w:p>
+        </w:tc>
+        <w:tc>
+          <w:tcPr>
+            <w:tcW w:w="5216" w:type="dxa"/>
+          </w:tcPr>
+          <w:p>
+            <w:pPr>
+              <w:spacing w:after="40" w:line="264" w:lineRule="auto"/>
+            </w:pPr>
+            <w:r/>
+            <w:r>
+              <w:rPr>
+                <w:sz w:val="19"/>
+              </w:rPr>
+              <w:t>Dopo Ctrl+A e un tasto (tutto il testo sostituito) il listino torna identico</w:t>
+            </w:r>
+          </w:p>
+        </w:tc>
+        <w:tc>
+          <w:tcPr>
+            <w:tcW w:w="3175" w:type="dxa"/>
+          </w:tcPr>
+          <w:p>
+            <w:pPr>
+              <w:spacing w:after="40" w:line="264" w:lineRule="auto"/>
+            </w:pPr>
+            <w:r/>
+            <w:r>
+              <w:rPr>
+                <w:sz w:val="19"/>
+              </w:rPr>
+              <w:t>Ctrl+A e Ctrl+Z</w:t>
+            </w:r>
+          </w:p>
+        </w:tc>
+      </w:tr>
+      <w:tr>
+        <w:tc>
+          <w:tcPr>
+            <w:tcW w:w="1474" w:type="dxa"/>
+          </w:tcPr>
+          <w:p>
+            <w:pPr>
+              <w:spacing w:after="40" w:line="264" w:lineRule="auto"/>
+            </w:pPr>
+            <w:r/>
+            <w:r>
+              <w:rPr>
+                <w:sz w:val="19"/>
+              </w:rPr>
+              <w:t>5 · CONTA</w:t>
+            </w:r>
+          </w:p>
+        </w:tc>
+        <w:tc>
+          <w:tcPr>
+            <w:tcW w:w="5216" w:type="dxa"/>
+          </w:tcPr>
+          <w:p>
+            <w:pPr>
+              <w:spacing w:after="40" w:line="264" w:lineRule="auto"/>
+            </w:pPr>
+            <w:r/>
+            <w:r>
+              <w:rPr>
+                <w:sz w:val="19"/>
+              </w:rPr>
+              <w:t>ESAURITO compare 7 volte (contatore della barra Trova)</w:t>
+            </w:r>
+          </w:p>
+        </w:tc>
+        <w:tc>
+          <w:tcPr>
+            <w:tcW w:w="3175" w:type="dxa"/>
+          </w:tcPr>
+          <w:p>
+            <w:pPr>
+              <w:spacing w:after="40" w:line="264" w:lineRule="auto"/>
+            </w:pPr>
+            <w:r/>
+            <w:r>
+              <w:rPr>
+                <w:sz w:val="19"/>
+              </w:rPr>
+              <w:t>Ctrl+F</w:t>
+            </w:r>
+          </w:p>
+        </w:tc>
+      </w:tr>
+      <w:tr>
+        <w:tc>
+          <w:tcPr>
+            <w:tcW w:w="1474" w:type="dxa"/>
+          </w:tcPr>
+          <w:p>
+            <w:pPr>
+              <w:spacing w:after="40" w:line="264" w:lineRule="auto"/>
+            </w:pPr>
+            <w:r/>
+            <w:r>
+              <w:rPr>
+                <w:sz w:val="19"/>
+              </w:rPr>
+              <w:t>6 · SALVA</w:t>
+            </w:r>
+          </w:p>
+        </w:tc>
+        <w:tc>
+          <w:tcPr>
+            <w:tcW w:w="5216" w:type="dxa"/>
+          </w:tcPr>
+          <w:p>
+            <w:pPr>
+              <w:spacing w:after="40" w:line="264" w:lineRule="auto"/>
+            </w:pPr>
+            <w:r/>
+            <w:r>
+              <w:rPr>
+                <w:sz w:val="19"/>
+              </w:rPr>
+              <w:t>Salva con nome come listino_sistemato_cognome.txt (minuscolo, senza spazi né accenti) su un listino già sistemato</w:t>
+            </w:r>
+          </w:p>
+        </w:tc>
+        <w:tc>
+          <w:tcPr>
+            <w:tcW w:w="3175" w:type="dxa"/>
+          </w:tcPr>
+          <w:p>
+            <w:pPr>
+              <w:spacing w:after="40" w:line="264" w:lineRule="auto"/>
+            </w:pPr>
+            <w:r/>
+            <w:r>
+              <w:rPr>
+                <w:sz w:val="19"/>
+              </w:rPr>
+              <w:t>Ctrl+S e Ctrl+Shift+S</w:t>
             </w:r>
           </w:p>
         </w:tc>
@@ -1521,7 +1828,7 @@
       </w:r>
       <w:r>
         <w:rPr/>
-        <w:t xml:space="preserve"> (senza la scritta [SPOSTA IN NOLEGGIO]):</w:t>
+        <w:t xml:space="preserve"> (senza la scritta [SPOSTA IN NOLEGGIO], in qualunque ordine):</w:t>
       </w:r>
     </w:p>
     <w:p>
@@ -1567,29 +1874,63 @@
     <w:p>
       <w:r>
         <w:rPr>
-          <w:b/>
+          <w:sz w:val="20"/>
         </w:rPr>
-        <w:t>Riga da copiare anche in OFFERTE OPEN DAY:</w:t>
+        <w:t xml:space="preserve">Livelli: </w:t>
       </w:r>
       <w:r>
-        <w:rPr/>
-        <w:t xml:space="preserve"> AC-17 | Casco bimbo taglia S | 25,00 €</w:t>
+        <w:rPr>
+          <w:b/>
+          <w:sz w:val="20"/>
+        </w:rPr>
+        <w:t>AUTONOMO</w:t>
+      </w:r>
+      <w:r>
+        <w:rPr>
+          <w:sz w:val="20"/>
+        </w:rPr>
+        <w:t xml:space="preserve"> = sfida con 3 stelle · </w:t>
+      </w:r>
+      <w:r>
+        <w:rPr>
+          <w:b/>
+          <w:sz w:val="20"/>
+        </w:rPr>
+        <w:t>CON SUPPORTO</w:t>
+      </w:r>
+      <w:r>
+        <w:rPr>
+          <w:sz w:val="20"/>
+        </w:rPr>
+        <w:t xml:space="preserve"> = superata con suggerimento o con il mouse (1–2 stelle) · </w:t>
+      </w:r>
+      <w:r>
+        <w:rPr>
+          <w:b/>
+          <w:sz w:val="20"/>
+        </w:rPr>
+        <w:t>NON ANCORA</w:t>
+      </w:r>
+      <w:r>
+        <w:rPr>
+          <w:sz w:val="20"/>
+        </w:rPr>
+        <w:t xml:space="preserve"> = non superata. Corrispondenze: SPOSTA e COPIA → 2.1 · ANNULLA → 2.2 · TROVA e CONTA → 2.3 · SALVA → 2.4.</w:t>
       </w:r>
     </w:p>
     <w:p>
       <w:r>
-        <w:rPr/>
-        <w:t xml:space="preserve">Il file corretto di riferimento è </w:t>
+        <w:rPr>
+          <w:b/>
+          <w:sz w:val="20"/>
+        </w:rPr>
+        <w:t>Piano B</w:t>
       </w:r>
       <w:r>
         <w:rPr>
-          <w:b/>
+          <w:sz w:val="20"/>
         </w:rPr>
-        <w:t>SOLUZIONE_listino_sistemato.txt</w:t>
-      </w:r>
-      <w:r>
-        <w:rPr/>
-        <w:t xml:space="preserve"> (193 righe; il file originale ne ha 192). Controllo rapido: aprite il file consegnato, cercate con Ctrl+F 'SPOSTA' (non deve esserci) e guardate le sezioni NOLEGGIO e OFFERTE OPEN DAY. L'ordine delle 4 righe spostate è libero; righe vuote in più (lasciate dal taglia/incolla) sono accettabili: conta che nessuna riga di prodotto sia andata persa.</w:t>
+        <w:t xml:space="preserve"> (se lo strumento non si apre): listino_da_sistemare.txt (01_LEZIONE_1/MATERIALI) nel Blocco note vero, con le stesse 6 operazioni; il file corretto di riferimento è SOLUZIONE_listino_sistemato.txt (193 righe; l'originale ne ha 192). Controllo rapido: Ctrl+F 'SPOSTA' non deve trovare nulla.</w:t>
       </w:r>
     </w:p>
     <w:p>
